--- a/cf/sh/u/files/u006.docx
+++ b/cf/sh/u/files/u006.docx
@@ -20,7 +20,7 @@
     </w:p>
     <w:p>
       <w:r>
-        <w:t>請針對每個題目，把答案填在「回答：」後面（越具體越好）；填好後請放回您的部門資料夾即可，不需回信。</w:t>
+        <w:t>這份問卷是想更了解您的實際作業，好把您的 AI 助理做得更貼近需求。第一部分請把答案填在「回答：」後面（越具體越好）；第二部分只是先讓您了解，之後用的時候再一起調整，不用現在填。填好後放回您的部門資料夾即可，不需回信。</w:t>
       </w:r>
     </w:p>
     <w:p>
@@ -32,8 +32,16 @@
       </w:r>
     </w:p>
     <w:p>
+      <w:pPr>
+        <w:pStyle w:val="Heading2"/>
+      </w:pPr>
       <w:r>
-        <w:t>1. 公司實際銀行帳戶清單（各往來銀行、幣別）可否向財務索取？</w:t>
+        <w:t>一、請您提供或確認的事情</w:t>
+      </w:r>
+    </w:p>
+    <w:p>
+      <w:r>
+        <w:t>1. 公司實際的銀行帳戶清單（哪幾家銀行、幣別）能給我嗎？每個帳戶的網銀明細 PDF 也各給我一份樣本，格式各家不同要先看過。</w:t>
       </w:r>
     </w:p>
     <w:p>
@@ -43,7 +51,7 @@
     </w:p>
     <w:p>
       <w:r>
-        <w:t>2. 各銀行網銀匯出的收支明細 PDF 格式各不同嗎？能各提供一份樣本嗎？</w:t>
+        <w:t>2. 『前一日期末餘額』您平常怎麼拿到的——是接前一天的報表、還是系統匯出？如果有外幣，折算匯率看哪裡？</w:t>
       </w:r>
     </w:p>
     <w:p>
@@ -53,7 +61,7 @@
     </w:p>
     <w:p>
       <w:r>
-        <w:t>3. 前一日期末餘額如何取得（前一日報表延續或系統匯出）？外幣折算匯率來源為何？</w:t>
+        <w:t>3. 有沒有現成的『約當現金日報表』Excel 範本？我要照您的欄位做輸出。</w:t>
       </w:r>
     </w:p>
     <w:p>
@@ -63,7 +71,7 @@
     </w:p>
     <w:p>
       <w:r>
-        <w:t>4. 既有『約當現金日報表』Excel 範本的欄位為何？希望輸出對齊嗎？</w:t>
+        <w:t>4. 核心的勾稽公式是『期初＋收入−支出＝期末』，這個要跟網銀顯示的餘額對得上，對吧？有沒有其他要一起核的？</w:t>
       </w:r>
     </w:p>
     <w:p>
@@ -73,7 +81,7 @@
     </w:p>
     <w:p>
       <w:r>
-        <w:t>5. 勾稽差額出現時的處理流程為何？誰負責查明？</w:t>
+        <w:t>5. 做好的日報表最後是誰查差額、誰定稿存 NAS？您自己會在哪一步把關？</w:t>
       </w:r>
     </w:p>
     <w:p>
@@ -82,13 +90,31 @@
       </w:r>
     </w:p>
     <w:p>
+      <w:pPr>
+        <w:pStyle w:val="Heading2"/>
+      </w:pPr>
       <w:r>
-        <w:t>6. 各帳戶常見大額交易對象有哪些？是否需標大額異常提醒？</w:t>
+        <w:t>二、要用了之後、跟 AI 一起調整的事情（先了解即可，不用現在填）</w:t>
       </w:r>
     </w:p>
     <w:p>
       <w:r>
-        <w:t>回答：</w:t>
+        <w:t>• 各家網銀 PDF 版面不一樣，AI 抓收支金額一開始可能不準，請您用時指出來，我們逐家調到穩。</w:t>
+      </w:r>
+    </w:p>
+    <w:p>
+      <w:r>
+        <w:t>• 算出來的期末跟網銀餘額對不上時，AI 會把差額標出來、不會硬把它調成 0；請您確認這樣『不掩蓋差額』的作法對不對。</w:t>
+      </w:r>
+    </w:p>
+    <w:p>
+      <w:r>
+        <w:t>• 帳戶、摘要的呈現和彙總方式是不是您要的樣子，用過幾天再回饋。</w:t>
+      </w:r>
+    </w:p>
+    <w:p>
+      <w:r>
+        <w:t>• 碰到特殊交易（大額調度、跨行、外幣）第一次遇到請留給我看，我們把處理方式補上。</w:t>
       </w:r>
     </w:p>
     <w:p/>
@@ -101,8 +127,16 @@
       </w:r>
     </w:p>
     <w:p>
+      <w:pPr>
+        <w:pStyle w:val="Heading2"/>
+      </w:pPr>
       <w:r>
-        <w:t>1. 財務實際的觀察股票清單（代號與分組）可否提供？</w:t>
+        <w:t>一、請您提供或確認的事情</w:t>
+      </w:r>
+    </w:p>
+    <w:p>
+      <w:r>
+        <w:t>1. 財務實際要盯的『觀察股票清單』（哪些代號、有沒有分組）能給我一份嗎？包含公司自己 8383。</w:t>
       </w:r>
     </w:p>
     <w:p>
@@ -112,7 +146,7 @@
     </w:p>
     <w:p>
       <w:r>
-        <w:t>2. 指定且穩定的行情來源用哪個（histock／券商／公開資訊頁）？是否需要盤後收盤確定值？</w:t>
+        <w:t>2. 股價要抓哪個來源才算數（histock、券商還是公開資訊頁）？要不要等盤後收盤的確定值？先固定一個穩定來源，AI 才不會抓錯。</w:t>
       </w:r>
     </w:p>
     <w:p>
@@ -122,7 +156,7 @@
     </w:p>
     <w:p>
       <w:r>
-        <w:t>3. 既有 Excel 大表的欄位與貼上格式為何（公式或數值）？</w:t>
+        <w:t>3. 現有的 Excel 大表欄位長怎樣、是用貼數值還是公式連結？我要對齊您的貼上格式。</w:t>
       </w:r>
     </w:p>
     <w:p>
@@ -132,7 +166,7 @@
     </w:p>
     <w:p>
       <w:r>
-        <w:t>4. 抓取時段如何規範（盤中／盤後幾點抓）？</w:t>
+        <w:t>4. 平常幾點抓（盤中還是盤後）？有沒有固定的抓取時段規範？</w:t>
       </w:r>
     </w:p>
     <w:p>
@@ -142,7 +176,7 @@
     </w:p>
     <w:p>
       <w:r>
-        <w:t>5. 來源頁若某檔暫無某欄位（如成交金額），希望如何標示？</w:t>
+        <w:t>5. 抓好的股價表最後是誰核對、誰貼進 Excel 大表？您自己會在哪一步確認？</w:t>
       </w:r>
     </w:p>
     <w:p>
@@ -151,13 +185,31 @@
       </w:r>
     </w:p>
     <w:p>
+      <w:pPr>
+        <w:pStyle w:val="Heading2"/>
+      </w:pPr>
       <w:r>
-        <w:t>6. 抓取結果核對後，貼入大表由誰負責？</w:t>
+        <w:t>二、要用了之後、跟 AI 一起調整的事情（先了解即可，不用現在填）</w:t>
       </w:r>
     </w:p>
     <w:p>
       <w:r>
-        <w:t>回答：</w:t>
+        <w:t>• 行情頁偶爾改版或某欄暫時沒資料，AI 會標『待補（來源未提供）』不自己算，請您用時留意、有問題回饋我。</w:t>
+      </w:r>
+    </w:p>
+    <w:p>
+      <w:r>
+        <w:t>• 抓到的數字要以官方來源為準；盤中抓的會標『即時』，這個標示方式對不對請您確認。</w:t>
+      </w:r>
+    </w:p>
+    <w:p>
+      <w:r>
+        <w:t>• 欄位順序、來源與時間的標註是不是您要的樣子，用過幾次再回饋。</w:t>
+      </w:r>
+    </w:p>
+    <w:p>
+      <w:r>
+        <w:t>• 如果之後想加新的觀察標的、或換行情來源，跟我說一聲，我們一起調。</w:t>
       </w:r>
     </w:p>
     <w:p/>
@@ -170,8 +222,16 @@
       </w:r>
     </w:p>
     <w:p>
+      <w:pPr>
+        <w:pStyle w:val="Heading2"/>
+      </w:pPr>
       <w:r>
-        <w:t>1. 要追蹤哪些個股？所需年度範圍為何？</w:t>
+        <w:t>一、請您提供或確認的事情</w:t>
+      </w:r>
+    </w:p>
+    <w:p>
+      <w:r>
+        <w:t>1. 要追蹤哪些個股、要幾年份的財報？先給我清單和年度範圍。</w:t>
       </w:r>
     </w:p>
     <w:p>
@@ -181,7 +241,7 @@
     </w:p>
     <w:p>
       <w:r>
-        <w:t>2. 損益表要擷取的完整科目與比率清單為何？是否需要 EPS、ROE 等？</w:t>
+        <w:t>2. 損益表要抓哪些科目和比率（營收、成本、毛利、各項比率，要不要 EPS、ROE）？麻煩把完整清單列給我。</w:t>
       </w:r>
     </w:p>
     <w:p>
@@ -191,7 +251,7 @@
     </w:p>
     <w:p>
       <w:r>
-        <w:t>3. 報表別要合併還個別？單位以仟元還元？</w:t>
+        <w:t>3. 要看『合併』還是『個別』報表？金額單位是仟元還是元？這個先講清楚，不然數字會對不上。</w:t>
       </w:r>
     </w:p>
     <w:p>
@@ -201,7 +261,7 @@
     </w:p>
     <w:p>
       <w:r>
-        <w:t>4. 既有 Excel 大表的欄位與排列為何？希望輸出直接貼入嗎？</w:t>
+        <w:t>4. 現有的 Excel 大表欄位和排列長怎樣？我要照您的格式讓輸出可以直接貼。</w:t>
       </w:r>
     </w:p>
     <w:p>
@@ -211,7 +271,7 @@
     </w:p>
     <w:p>
       <w:r>
-        <w:t>5. 財報電子書 PDF 常超過 30 頁，是否可先指定擷取頁次或分年度處理？</w:t>
+        <w:t>5. 能給我幾份真實的財報電子書 PDF 樣本嗎（不同公司版面差很多）？做好的草稿最後是誰對照財報原文核對？</w:t>
       </w:r>
     </w:p>
     <w:p>
@@ -220,13 +280,31 @@
       </w:r>
     </w:p>
     <w:p>
+      <w:pPr>
+        <w:pStyle w:val="Heading2"/>
+      </w:pPr>
       <w:r>
-        <w:t>6. 比率是否一律引用財報揭露值？自算時要標示嗎？</w:t>
+        <w:t>二、要用了之後、跟 AI 一起調整的事情（先了解即可，不用現在填）</w:t>
       </w:r>
     </w:p>
     <w:p>
       <w:r>
-        <w:t>回答：</w:t>
+        <w:t>• 財報電子書常常幾十頁，AI 抓數字前幾次可能定位錯頁或看錯，請您對照原文指出來，我們一起調準。</w:t>
+      </w:r>
+    </w:p>
+    <w:p>
+      <w:r>
+        <w:t>• 某年某科目印得糊時，AI 會標『待補』不亂猜；比率如果是它自己算的會標『自算』，請您確認這樣的標示對不對。</w:t>
+      </w:r>
+    </w:p>
+    <w:p>
+      <w:r>
+        <w:t>• 逐年比較表的欄位、報表別註記是不是您要的樣子，用過一兩份再回饋。</w:t>
+      </w:r>
+    </w:p>
+    <w:p>
+      <w:r>
+        <w:t>• 不同公司的財報版面差異大，遇到讀不順的版面請留給我看，我們針對它調整。</w:t>
       </w:r>
     </w:p>
     <w:p/>
